--- a/pr-preview/pr-211/exploratory-descriptive-handout.docx
+++ b/pr-preview/pr-211/exploratory-descriptive-handout.docx
@@ -15,7 +15,7 @@
         <w:pStyle w:val="Date"/>
       </w:pPr>
       <w:r>
-        <w:t xml:space="preserve">Last modified: 2026-10-15 09:31:11 (PDT)</w:t>
+        <w:t xml:space="preserve">Last modified: 2026-10-15 12:43:46 (PDT)</w:t>
       </w:r>
     </w:p>
     <w:bookmarkStart w:id="24" w:name="introduction"/>
@@ -16392,7 +16392,7 @@
                     <w:rPr>
                       <w:rStyle w:val="NormalTok"/>
                     </w:rPr>
-                    <w:t xml:space="preserve"> lnsbp) </w:t>
+                    <w:t xml:space="preserve"> sbp) </w:t>
                   </w:r>
                   <w:r>
                     <w:rPr>
@@ -16524,6 +16524,111 @@
                     <w:rPr>
                       <w:rStyle w:val="FunctionTok"/>
                     </w:rPr>
+                    <w:t xml:space="preserve">scale_x_log10</w:t>
+                  </w:r>
+                  <w:r>
+                    <w:rPr>
+                      <w:rStyle w:val="NormalTok"/>
+                    </w:rPr>
+                    <w:t xml:space="preserve">(</w:t>
+                  </w:r>
+                  <w:r>
+                    <w:rPr>
+                      <w:rStyle w:val="AttributeTok"/>
+                    </w:rPr>
+                    <w:t xml:space="preserve">breaks =</w:t>
+                  </w:r>
+                  <w:r>
+                    <w:rPr>
+                      <w:rStyle w:val="NormalTok"/>
+                    </w:rPr>
+                    <w:t xml:space="preserve"> </w:t>
+                  </w:r>
+                  <w:r>
+                    <w:rPr>
+                      <w:rStyle w:val="FunctionTok"/>
+                    </w:rPr>
+                    <w:t xml:space="preserve">c</w:t>
+                  </w:r>
+                  <w:r>
+                    <w:rPr>
+                      <w:rStyle w:val="NormalTok"/>
+                    </w:rPr>
+                    <w:t xml:space="preserve">(</w:t>
+                  </w:r>
+                  <w:r>
+                    <w:rPr>
+                      <w:rStyle w:val="DecValTok"/>
+                    </w:rPr>
+                    <w:t xml:space="preserve">100</w:t>
+                  </w:r>
+                  <w:r>
+                    <w:rPr>
+                      <w:rStyle w:val="NormalTok"/>
+                    </w:rPr>
+                    <w:t xml:space="preserve">, </w:t>
+                  </w:r>
+                  <w:r>
+                    <w:rPr>
+                      <w:rStyle w:val="DecValTok"/>
+                    </w:rPr>
+                    <w:t xml:space="preserve">140</w:t>
+                  </w:r>
+                  <w:r>
+                    <w:rPr>
+                      <w:rStyle w:val="NormalTok"/>
+                    </w:rPr>
+                    <w:t xml:space="preserve">, </w:t>
+                  </w:r>
+                  <w:r>
+                    <w:rPr>
+                      <w:rStyle w:val="DecValTok"/>
+                    </w:rPr>
+                    <w:t xml:space="preserve">200</w:t>
+                  </w:r>
+                  <w:r>
+                    <w:rPr>
+                      <w:rStyle w:val="NormalTok"/>
+                    </w:rPr>
+                    <w:t xml:space="preserve">, </w:t>
+                  </w:r>
+                  <w:r>
+                    <w:rPr>
+                      <w:rStyle w:val="DecValTok"/>
+                    </w:rPr>
+                    <w:t xml:space="preserve">250</w:t>
+                  </w:r>
+                  <w:r>
+                    <w:rPr>
+                      <w:rStyle w:val="NormalTok"/>
+                    </w:rPr>
+                    <w:t xml:space="preserve">)) </w:t>
+                  </w:r>
+                  <w:r>
+                    <w:rPr>
+                      <w:rStyle w:val="SpecialCharTok"/>
+                    </w:rPr>
+                    <w:t xml:space="preserve">+</w:t>
+                  </w:r>
+                  <w:r>
+                    <w:br/>
+                  </w:r>
+                  <w:r>
+                    <w:rPr>
+                      <w:rStyle w:val="NormalTok"/>
+                    </w:rPr>
+                    <w:t xml:space="preserve">  ggplot2</w:t>
+                  </w:r>
+                  <w:r>
+                    <w:rPr>
+                      <w:rStyle w:val="SpecialCharTok"/>
+                    </w:rPr>
+                    <w:t xml:space="preserve">::</w:t>
+                  </w:r>
+                  <w:r>
+                    <w:rPr>
+                      <w:rStyle w:val="FunctionTok"/>
+                    </w:rPr>
                     <w:t xml:space="preserve">labs</w:t>
                   </w:r>
                   <w:r>
@@ -16548,7 +16653,7 @@
                     <w:rPr>
                       <w:rStyle w:val="StringTok"/>
                     </w:rPr>
-                    <w:t xml:space="preserve">"log(Systolic BP)"</w:t>
+                    <w:t xml:space="preserve">"Systolic BP (mmHg), log scale"</w:t>
                   </w:r>
                   <w:r>
                     <w:rPr>
@@ -16660,7 +16765,37 @@
         <w:pStyle w:val="ImageCaption"/>
       </w:pPr>
       <w:r>
-        <w:t xml:space="preserve">Figure 9: Distribution of systolic blood pressure in the WCGS, on two scales</w:t>
+        <w:t xml:space="preserve">Figure 9: Distribution of systolic blood pressure in the WCGS, on two scales.</w:t>
+      </w:r>
+      <w:r>
+        <w:t xml:space="preserve"> </w:t>
+      </w:r>
+      <w:r>
+        <w:t xml:space="preserve">Both panels label the axis in mmHg;</w:t>
+      </w:r>
+      <w:r>
+        <w:t xml:space="preserve"> </w:t>
+      </w:r>
+      <w:r>
+        <w:t xml:space="preserve">the right panel spaces the values logarithmically,</w:t>
+      </w:r>
+      <w:r>
+        <w:t xml:space="preserve"> </w:t>
+      </w:r>
+      <w:r>
+        <w:t xml:space="preserve">so its histogram is the histogram of</w:t>
+      </w:r>
+      <w:r>
+        <w:t xml:space="preserve"> </w:t>
+      </w:r>
+      <w:r>
+        <w:rPr>
+          <w:rStyle w:val="VerbatimChar"/>
+        </w:rPr>
+        <w:t xml:space="preserve">lnsbp</w:t>
+      </w:r>
+      <w:r>
+        <w:t xml:space="preserve">.</w:t>
       </w:r>
     </w:p>
     <w:bookmarkEnd w:id="119"/>
